--- a/RFI-Docs/Distillation of MVP vs All of Us.docx
+++ b/RFI-Docs/Distillation of MVP vs All of Us.docx
@@ -4,9 +4,124 @@
   <w:body>
     <w:p>
       <w:pPr>
+        <w:jc w:val="left"/>
+      </w:pPr>
+      <w:r>
+        <w:rPr>
+          <w:color w:val="646464"/>
+          <w:sz w:val="18"/>
+        </w:rPr>
+        <w:t>Document: Distillation of MVP vs All of Us.docx</w:t>
+      </w:r>
+    </w:p>
+    <w:p>
+      <w:pPr>
+        <w:jc w:val="left"/>
+      </w:pPr>
+      <w:r>
+        <w:rPr>
+          <w:color w:val="646464"/>
+          <w:sz w:val="18"/>
+        </w:rPr>
+        <w:t>Title: OPIA Distillation: MVP vs. All of Us</w:t>
+      </w:r>
+    </w:p>
+    <w:p>
+      <w:pPr>
+        <w:jc w:val="left"/>
+      </w:pPr>
+      <w:r>
+        <w:rPr>
+          <w:color w:val="646464"/>
+          <w:sz w:val="18"/>
+        </w:rPr>
+        <w:t>Topic: MVP | Type: Presentations and Other Documents</w:t>
+      </w:r>
+    </w:p>
+    <w:p>
+      <w:pPr>
+        <w:jc w:val="left"/>
+      </w:pPr>
+      <w:r>
+        <w:rPr>
+          <w:color w:val="646464"/>
+          <w:sz w:val="18"/>
+        </w:rPr>
+        <w:t>Created: 2024-08-20 | By: Bartlinski, David</w:t>
+      </w:r>
+    </w:p>
+    <w:p>
+      <w:pPr>
+        <w:jc w:val="left"/>
+      </w:pPr>
+      <w:r>
+        <w:rPr>
+          <w:color w:val="646464"/>
+          <w:sz w:val="18"/>
+        </w:rPr>
+        <w:t>Modified: 2024-08-20 | By: Bartlinski, David</w:t>
+      </w:r>
+    </w:p>
+    <w:p>
+      <w:pPr>
+        <w:jc w:val="left"/>
+      </w:pPr>
+      <w:r>
+        <w:rPr>
+          <w:color w:val="C8C8C8"/>
+          <w:sz w:val="16"/>
+        </w:rPr>
+        <w:t>────────────────────────────────────────────────────────────────────────────────</w:t>
+      </w:r>
+    </w:p>
+    <w:p>
+      <w:pPr>
+        <w:jc w:val="left"/>
+      </w:pPr>
+      <w:r/>
+    </w:p>
+    <w:p>
+      <w:pPr>
+        <w:jc w:val="left"/>
+      </w:pPr>
+      <w:r>
+        <w:rPr>
+          <w:color w:val="646464"/>
+          <w:sz w:val="18"/>
+        </w:rPr>
+        <w:t>Topic: MVP | Type: Presentations and Other Documents</w:t>
+      </w:r>
+    </w:p>
+    <w:p>
+      <w:pPr>
+        <w:jc w:val="left"/>
+      </w:pPr>
+      <w:r>
+        <w:rPr>
+          <w:color w:val="646464"/>
+          <w:sz w:val="18"/>
+        </w:rPr>
+        <w:t>Created: 2024-08-20 | By: Bartlinski, David</w:t>
+      </w:r>
+    </w:p>
+    <w:p>
+      <w:pPr>
+        <w:jc w:val="left"/>
+      </w:pPr>
+      <w:r>
+        <w:rPr>
+          <w:color w:val="646464"/>
+          <w:sz w:val="18"/>
+        </w:rPr>
+        <w:t>Modified: 2024-08-20 | By: Bartlinski, David</w:t>
+      </w:r>
+    </w:p>
+    <w:p>
+      <w:pPr>
         <w:pStyle w:val="ListParagraph"/>
         <w:spacing w:before="0" w:beforeAutospacing="0" w:after="0" w:afterAutospacing="0"/>
         <w:ind w:left="720"/>
+        <w:jc w:val="left"/>
         <w:rPr>
           <w:rFonts w:ascii="Calibri" w:hAnsi="Calibri" w:cs="Calibri"/>
           <w:color w:val="000000"/>
@@ -16,39 +131,10 @@
       </w:pPr>
       <w:r>
         <w:rPr>
-          <w:rFonts w:ascii="Calibri" w:hAnsi="Calibri" w:cs="Calibri"/>
-          <w:color w:val="000000"/>
-          <w:sz w:val="28"/>
-          <w:szCs w:val="28"/>
-        </w:rPr>
-        <w:t>D</w:t>
-      </w:r>
-      <w:r>
-        <w:rPr>
-          <w:rFonts w:ascii="Calibri" w:hAnsi="Calibri" w:cs="Calibri"/>
-          <w:color w:val="000000"/>
-          <w:sz w:val="28"/>
-          <w:szCs w:val="28"/>
-        </w:rPr>
-        <w:t>istillation of the one-pager</w:t>
-      </w:r>
-      <w:r>
-        <w:rPr>
-          <w:rFonts w:ascii="Calibri" w:hAnsi="Calibri" w:cs="Calibri"/>
-          <w:color w:val="000000"/>
-          <w:sz w:val="32"/>
-          <w:szCs w:val="32"/>
-        </w:rPr>
-        <w:t xml:space="preserve"> - </w:t>
-      </w:r>
-      <w:r>
-        <w:rPr>
-          <w:rFonts w:ascii="Calibri" w:hAnsi="Calibri" w:cs="Calibri"/>
-          <w:color w:val="000000"/>
-          <w:sz w:val="28"/>
-          <w:szCs w:val="28"/>
-        </w:rPr>
-        <w:t>MVP vs. All of Us</w:t>
+          <w:color w:val="C8C8C8"/>
+          <w:sz w:val="16"/>
+        </w:rPr>
+        <w:t>────────────────────────────────────────────────────────────────────────────────</w:t>
       </w:r>
     </w:p>
     <w:p>
@@ -63,6 +149,7 @@
           <w:szCs w:val="28"/>
         </w:rPr>
       </w:pPr>
+      <w:r/>
     </w:p>
     <w:p>
       <w:pPr>
